--- a/Science Books/QED Course/Lesson 33 Creation and Annihilation Operators.docx
+++ b/Science Books/QED Course/Lesson 33 Creation and Annihilation Operators.docx
@@ -574,8 +574,57 @@
       </w:pPr>
       <m:oMathPara>
         <m:oMath>
+          <m:d>
+            <m:dPr>
+              <m:begChr m:val="["/>
+              <m:endChr m:val="]"/>
+            </m:dPr>
+            <m:e>
+              <m:r>
+                <m:t xml:space="preserve">N</m:t>
+              </m:r>
+              <m:r>
+                <m:t xml:space="preserve">,</m:t>
+              </m:r>
+              <m:r>
+                <m:t xml:space="preserve">a</m:t>
+              </m:r>
+            </m:e>
+          </m:d>
           <m:r>
-            <m:t xml:space="preserve">[N, a] = −a,    [N, a†] = a†</m:t>
+            <m:t xml:space="preserve">=</m:t>
+          </m:r>
+          <m:r>
+            <m:t xml:space="preserve">−</m:t>
+          </m:r>
+          <m:r>
+            <m:t xml:space="preserve">a</m:t>
+          </m:r>
+          <m:r>
+            <m:t xml:space="preserve">,</m:t>
+          </m:r>
+          <m:d>
+            <m:dPr>
+              <m:begChr m:val="["/>
+              <m:endChr m:val="]"/>
+            </m:dPr>
+            <m:e>
+              <m:r>
+                <m:t xml:space="preserve">N</m:t>
+              </m:r>
+              <m:r>
+                <m:t xml:space="preserve">,</m:t>
+              </m:r>
+              <m:r>
+                <m:t xml:space="preserve">a†</m:t>
+              </m:r>
+            </m:e>
+          </m:d>
+          <m:r>
+            <m:t xml:space="preserve">=</m:t>
+          </m:r>
+          <m:r>
+            <m:t xml:space="preserve">a†</m:t>
           </m:r>
         </m:oMath>
       </m:oMathPara>
@@ -593,7 +642,126 @@
       <m:oMathPara>
         <m:oMath>
           <m:r>
-            <m:t xml:space="preserve">‖a|n⟩‖² = ⟨n|a†a|n⟩ = n,    ‖a†|n⟩‖² = ⟨n|aa†|n⟩ = ⟨n|(N + 1)|n⟩ = n + 1</m:t>
+            <m:t xml:space="preserve">‖a</m:t>
+          </m:r>
+          <m:r>
+            <m:t xml:space="preserve">|</m:t>
+          </m:r>
+          <m:sSup>
+            <m:e>
+              <m:r>
+                <m:t xml:space="preserve">n⟩‖</m:t>
+              </m:r>
+            </m:e>
+            <m:sup>
+              <m:r>
+                <m:t xml:space="preserve">2</m:t>
+              </m:r>
+            </m:sup>
+          </m:sSup>
+          <m:r>
+            <m:t xml:space="preserve">=</m:t>
+          </m:r>
+          <m:r>
+            <m:t xml:space="preserve">⟨n</m:t>
+          </m:r>
+          <m:r>
+            <m:t xml:space="preserve">|</m:t>
+          </m:r>
+          <m:r>
+            <m:t xml:space="preserve">a†a</m:t>
+          </m:r>
+          <m:r>
+            <m:t xml:space="preserve">|</m:t>
+          </m:r>
+          <m:r>
+            <m:t xml:space="preserve">n⟩</m:t>
+          </m:r>
+          <m:r>
+            <m:t xml:space="preserve">=</m:t>
+          </m:r>
+          <m:r>
+            <m:t xml:space="preserve">n</m:t>
+          </m:r>
+          <m:r>
+            <m:t xml:space="preserve">,</m:t>
+          </m:r>
+          <m:r>
+            <m:t xml:space="preserve">‖a†</m:t>
+          </m:r>
+          <m:r>
+            <m:t xml:space="preserve">|</m:t>
+          </m:r>
+          <m:sSup>
+            <m:e>
+              <m:r>
+                <m:t xml:space="preserve">n⟩‖</m:t>
+              </m:r>
+            </m:e>
+            <m:sup>
+              <m:r>
+                <m:t xml:space="preserve">2</m:t>
+              </m:r>
+            </m:sup>
+          </m:sSup>
+          <m:r>
+            <m:t xml:space="preserve">=</m:t>
+          </m:r>
+          <m:r>
+            <m:t xml:space="preserve">⟨n</m:t>
+          </m:r>
+          <m:r>
+            <m:t xml:space="preserve">|</m:t>
+          </m:r>
+          <m:r>
+            <m:t xml:space="preserve">aa†</m:t>
+          </m:r>
+          <m:r>
+            <m:t xml:space="preserve">|</m:t>
+          </m:r>
+          <m:r>
+            <m:t xml:space="preserve">n⟩</m:t>
+          </m:r>
+          <m:r>
+            <m:t xml:space="preserve">=</m:t>
+          </m:r>
+          <m:r>
+            <m:t xml:space="preserve">⟨n</m:t>
+          </m:r>
+          <m:r>
+            <m:t xml:space="preserve">|</m:t>
+          </m:r>
+          <m:d>
+            <m:dPr/>
+            <m:e>
+              <m:r>
+                <m:t xml:space="preserve">N</m:t>
+              </m:r>
+              <m:r>
+                <m:t xml:space="preserve">+</m:t>
+              </m:r>
+              <m:r>
+                <m:t xml:space="preserve">1</m:t>
+              </m:r>
+            </m:e>
+          </m:d>
+          <m:r>
+            <m:t xml:space="preserve">|</m:t>
+          </m:r>
+          <m:r>
+            <m:t xml:space="preserve">n⟩</m:t>
+          </m:r>
+          <m:r>
+            <m:t xml:space="preserve">=</m:t>
+          </m:r>
+          <m:r>
+            <m:t xml:space="preserve">n</m:t>
+          </m:r>
+          <m:r>
+            <m:t xml:space="preserve">+</m:t>
+          </m:r>
+          <m:r>
+            <m:t xml:space="preserve">1</m:t>
           </m:r>
         </m:oMath>
       </m:oMathPara>
@@ -611,7 +779,121 @@
       <m:oMathPara>
         <m:oMath>
           <m:r>
-            <m:t xml:space="preserve">|n⟩ = (a†)ⁿ |0⟩ / √(n!),    a|n⟩ = √n |n − 1⟩,    a†|n⟩ = √(n + 1) |n + 1⟩</m:t>
+            <m:t xml:space="preserve">|</m:t>
+          </m:r>
+          <m:r>
+            <m:t xml:space="preserve">n⟩</m:t>
+          </m:r>
+          <m:r>
+            <m:t xml:space="preserve">=</m:t>
+          </m:r>
+          <m:d>
+            <m:dPr/>
+            <m:e>
+              <m:r>
+                <m:t xml:space="preserve">a†</m:t>
+              </m:r>
+            </m:e>
+          </m:d>
+          <m:r>
+            <m:t xml:space="preserve">ⁿ</m:t>
+          </m:r>
+          <m:r>
+            <m:t xml:space="preserve">|</m:t>
+          </m:r>
+          <m:f>
+            <m:num>
+              <m:r>
+                <m:t xml:space="preserve">0⟩</m:t>
+              </m:r>
+            </m:num>
+            <m:den>
+              <m:r>
+                <m:t xml:space="preserve">√</m:t>
+              </m:r>
+              <m:d>
+                <m:dPr/>
+                <m:e>
+                  <m:r>
+                    <m:t xml:space="preserve">n!</m:t>
+                  </m:r>
+                </m:e>
+              </m:d>
+            </m:den>
+          </m:f>
+          <m:r>
+            <m:t xml:space="preserve">,</m:t>
+          </m:r>
+          <m:r>
+            <m:t xml:space="preserve">a</m:t>
+          </m:r>
+          <m:r>
+            <m:t xml:space="preserve">|</m:t>
+          </m:r>
+          <m:r>
+            <m:t xml:space="preserve">n⟩</m:t>
+          </m:r>
+          <m:r>
+            <m:t xml:space="preserve">=</m:t>
+          </m:r>
+          <m:r>
+            <m:t xml:space="preserve">√n</m:t>
+          </m:r>
+          <m:r>
+            <m:t xml:space="preserve">|</m:t>
+          </m:r>
+          <m:r>
+            <m:t xml:space="preserve">n</m:t>
+          </m:r>
+          <m:r>
+            <m:t xml:space="preserve">−</m:t>
+          </m:r>
+          <m:r>
+            <m:t xml:space="preserve">1⟩</m:t>
+          </m:r>
+          <m:r>
+            <m:t xml:space="preserve">,</m:t>
+          </m:r>
+          <m:r>
+            <m:t xml:space="preserve">a†</m:t>
+          </m:r>
+          <m:r>
+            <m:t xml:space="preserve">|</m:t>
+          </m:r>
+          <m:r>
+            <m:t xml:space="preserve">n⟩</m:t>
+          </m:r>
+          <m:r>
+            <m:t xml:space="preserve">=</m:t>
+          </m:r>
+          <m:r>
+            <m:t xml:space="preserve">√</m:t>
+          </m:r>
+          <m:d>
+            <m:dPr/>
+            <m:e>
+              <m:r>
+                <m:t xml:space="preserve">n</m:t>
+              </m:r>
+              <m:r>
+                <m:t xml:space="preserve">+</m:t>
+              </m:r>
+              <m:r>
+                <m:t xml:space="preserve">1</m:t>
+              </m:r>
+            </m:e>
+          </m:d>
+          <m:r>
+            <m:t xml:space="preserve">|</m:t>
+          </m:r>
+          <m:r>
+            <m:t xml:space="preserve">n</m:t>
+          </m:r>
+          <m:r>
+            <m:t xml:space="preserve">+</m:t>
+          </m:r>
+          <m:r>
+            <m:t xml:space="preserve">1⟩</m:t>
           </m:r>
         </m:oMath>
       </m:oMathPara>
@@ -675,8 +957,143 @@
       </w:pPr>
       <m:oMathPara>
         <m:oMath>
+          <m:d>
+            <m:dPr>
+              <m:begChr m:val="["/>
+              <m:endChr m:val="]"/>
+            </m:dPr>
+            <m:e>
+              <m:sSub>
+                <m:e>
+                  <m:r>
+                    <m:t xml:space="preserve">a</m:t>
+                  </m:r>
+                </m:e>
+                <m:sub>
+                  <m:r>
+                    <m:t xml:space="preserve">k</m:t>
+                  </m:r>
+                </m:sub>
+              </m:sSub>
+              <m:r>
+                <m:t xml:space="preserve">,</m:t>
+              </m:r>
+              <m:sSub>
+                <m:e>
+                  <m:r>
+                    <m:t xml:space="preserve">a</m:t>
+                  </m:r>
+                </m:e>
+                <m:sub>
+                  <m:r>
+                    <m:t xml:space="preserve">k′</m:t>
+                  </m:r>
+                </m:sub>
+              </m:sSub>
+              <m:r>
+                <m:t xml:space="preserve">†</m:t>
+              </m:r>
+            </m:e>
+          </m:d>
           <m:r>
-            <m:t xml:space="preserve">[a_k, a_k′†] = δ_(kk′),    [a_k, a_k′] = [a_k†, a_k′†] = 0</m:t>
+            <m:t xml:space="preserve">=</m:t>
+          </m:r>
+          <m:sSub>
+            <m:e>
+              <m:r>
+                <m:t xml:space="preserve">δ</m:t>
+              </m:r>
+            </m:e>
+            <m:sub>
+              <m:r>
+                <m:t xml:space="preserve">kk′</m:t>
+              </m:r>
+            </m:sub>
+          </m:sSub>
+          <m:r>
+            <m:t xml:space="preserve">,</m:t>
+          </m:r>
+          <m:d>
+            <m:dPr>
+              <m:begChr m:val="["/>
+              <m:endChr m:val="]"/>
+            </m:dPr>
+            <m:e>
+              <m:sSub>
+                <m:e>
+                  <m:r>
+                    <m:t xml:space="preserve">a</m:t>
+                  </m:r>
+                </m:e>
+                <m:sub>
+                  <m:r>
+                    <m:t xml:space="preserve">k</m:t>
+                  </m:r>
+                </m:sub>
+              </m:sSub>
+              <m:r>
+                <m:t xml:space="preserve">,</m:t>
+              </m:r>
+              <m:sSub>
+                <m:e>
+                  <m:r>
+                    <m:t xml:space="preserve">a</m:t>
+                  </m:r>
+                </m:e>
+                <m:sub>
+                  <m:r>
+                    <m:t xml:space="preserve">k′</m:t>
+                  </m:r>
+                </m:sub>
+              </m:sSub>
+            </m:e>
+          </m:d>
+          <m:r>
+            <m:t xml:space="preserve">=</m:t>
+          </m:r>
+          <m:d>
+            <m:dPr>
+              <m:begChr m:val="["/>
+              <m:endChr m:val="]"/>
+            </m:dPr>
+            <m:e>
+              <m:sSub>
+                <m:e>
+                  <m:r>
+                    <m:t xml:space="preserve">a</m:t>
+                  </m:r>
+                </m:e>
+                <m:sub>
+                  <m:r>
+                    <m:t xml:space="preserve">k†</m:t>
+                  </m:r>
+                </m:sub>
+              </m:sSub>
+              <m:r>
+                <m:t xml:space="preserve">,</m:t>
+              </m:r>
+              <m:sSub>
+                <m:e>
+                  <m:r>
+                    <m:t xml:space="preserve">a</m:t>
+                  </m:r>
+                </m:e>
+                <m:sub>
+                  <m:r>
+                    <m:t xml:space="preserve">k′</m:t>
+                  </m:r>
+                </m:sub>
+              </m:sSub>
+              <m:r>
+                <m:t xml:space="preserve">†</m:t>
+              </m:r>
+            </m:e>
+          </m:d>
+          <m:r>
+            <m:t xml:space="preserve">=</m:t>
+          </m:r>
+          <m:r>
+            <m:t xml:space="preserve">0</m:t>
           </m:r>
         </m:oMath>
       </m:oMathPara>
@@ -694,7 +1111,121 @@
       <m:oMathPara>
         <m:oMath>
           <m:r>
-            <m:t xml:space="preserve">|{n_k}⟩ = Π_k [ (a_k†)^(n_k) / √(n_k!) ] |0⟩</m:t>
+            <m:t xml:space="preserve">|</m:t>
+          </m:r>
+          <m:r>
+            <m:t xml:space="preserve">{</m:t>
+          </m:r>
+          <m:sSub>
+            <m:e>
+              <m:r>
+                <m:t xml:space="preserve">n</m:t>
+              </m:r>
+            </m:e>
+            <m:sub>
+              <m:r>
+                <m:t xml:space="preserve">k</m:t>
+              </m:r>
+            </m:sub>
+          </m:sSub>
+          <m:r>
+            <m:t xml:space="preserve">}</m:t>
+          </m:r>
+          <m:r>
+            <m:t xml:space="preserve">⟩</m:t>
+          </m:r>
+          <m:r>
+            <m:t xml:space="preserve">=</m:t>
+          </m:r>
+          <m:sSub>
+            <m:e>
+              <m:r>
+                <m:t xml:space="preserve">Π</m:t>
+              </m:r>
+            </m:e>
+            <m:sub>
+              <m:r>
+                <m:t xml:space="preserve">k</m:t>
+              </m:r>
+            </m:sub>
+          </m:sSub>
+          <m:r>
+            <m:t xml:space="preserve"> </m:t>
+          </m:r>
+          <m:d>
+            <m:dPr>
+              <m:begChr m:val="["/>
+              <m:endChr m:val="]"/>
+            </m:dPr>
+            <m:e>
+              <m:f>
+                <m:num>
+                  <m:sSup>
+                    <m:e>
+                      <m:d>
+                        <m:dPr/>
+                        <m:e>
+                          <m:sSub>
+                            <m:e>
+                              <m:r>
+                                <m:t xml:space="preserve">a</m:t>
+                              </m:r>
+                            </m:e>
+                            <m:sub>
+                              <m:r>
+                                <m:t xml:space="preserve">k†</m:t>
+                              </m:r>
+                            </m:sub>
+                          </m:sSub>
+                        </m:e>
+                      </m:d>
+                    </m:e>
+                    <m:sup>
+                      <m:sSub>
+                        <m:e>
+                          <m:r>
+                            <m:t xml:space="preserve">n</m:t>
+                          </m:r>
+                        </m:e>
+                        <m:sub>
+                          <m:r>
+                            <m:t xml:space="preserve">k</m:t>
+                          </m:r>
+                        </m:sub>
+                      </m:sSub>
+                    </m:sup>
+                  </m:sSup>
+                </m:num>
+                <m:den>
+                  <m:r>
+                    <m:t xml:space="preserve">√</m:t>
+                  </m:r>
+                  <m:d>
+                    <m:dPr/>
+                    <m:e>
+                      <m:sSub>
+                        <m:e>
+                          <m:r>
+                            <m:t xml:space="preserve">n</m:t>
+                          </m:r>
+                        </m:e>
+                        <m:sub>
+                          <m:r>
+                            <m:t xml:space="preserve">k!</m:t>
+                          </m:r>
+                        </m:sub>
+                      </m:sSub>
+                    </m:e>
+                  </m:d>
+                </m:den>
+              </m:f>
+            </m:e>
+          </m:d>
+          <m:r>
+            <m:t xml:space="preserve">|</m:t>
+          </m:r>
+          <m:r>
+            <m:t xml:space="preserve">0⟩</m:t>
           </m:r>
         </m:oMath>
       </m:oMathPara>
@@ -746,7 +1277,128 @@
       <m:oMathPara>
         <m:oMath>
           <m:r>
-            <m:t xml:space="preserve">|p⟩ = √(2E_p) a_p†|0⟩ = √(2E_pV) |k⟩_box,    ⟨p|p⟩ = 2E_p V</m:t>
+            <m:t xml:space="preserve">|</m:t>
+          </m:r>
+          <m:r>
+            <m:t xml:space="preserve">p⟩</m:t>
+          </m:r>
+          <m:r>
+            <m:t xml:space="preserve">=</m:t>
+          </m:r>
+          <m:r>
+            <m:t xml:space="preserve">√</m:t>
+          </m:r>
+          <m:d>
+            <m:dPr/>
+            <m:e>
+              <m:sSub>
+                <m:e>
+                  <m:r>
+                    <m:t xml:space="preserve">2E</m:t>
+                  </m:r>
+                </m:e>
+                <m:sub>
+                  <m:r>
+                    <m:t xml:space="preserve">p</m:t>
+                  </m:r>
+                </m:sub>
+              </m:sSub>
+            </m:e>
+          </m:d>
+          <m:r>
+            <m:t xml:space="preserve"> </m:t>
+          </m:r>
+          <m:sSub>
+            <m:e>
+              <m:r>
+                <m:t xml:space="preserve">a</m:t>
+              </m:r>
+            </m:e>
+            <m:sub>
+              <m:r>
+                <m:t xml:space="preserve">p†</m:t>
+              </m:r>
+            </m:sub>
+          </m:sSub>
+          <m:r>
+            <m:t xml:space="preserve">|</m:t>
+          </m:r>
+          <m:r>
+            <m:t xml:space="preserve">0⟩</m:t>
+          </m:r>
+          <m:r>
+            <m:t xml:space="preserve">=</m:t>
+          </m:r>
+          <m:r>
+            <m:t xml:space="preserve">√</m:t>
+          </m:r>
+          <m:d>
+            <m:dPr/>
+            <m:e>
+              <m:sSub>
+                <m:e>
+                  <m:r>
+                    <m:t xml:space="preserve">2E</m:t>
+                  </m:r>
+                </m:e>
+                <m:sub>
+                  <m:r>
+                    <m:t xml:space="preserve">p</m:t>
+                  </m:r>
+                </m:sub>
+              </m:sSub>
+              <m:r>
+                <m:t xml:space="preserve">V</m:t>
+              </m:r>
+            </m:e>
+          </m:d>
+          <m:r>
+            <m:t xml:space="preserve">|</m:t>
+          </m:r>
+          <m:sSub>
+            <m:e>
+              <m:r>
+                <m:t xml:space="preserve">k⟩</m:t>
+              </m:r>
+            </m:e>
+            <m:sub>
+              <m:r>
+                <m:t xml:space="preserve">box</m:t>
+              </m:r>
+            </m:sub>
+          </m:sSub>
+          <m:r>
+            <m:t xml:space="preserve">,</m:t>
+          </m:r>
+          <m:r>
+            <m:t xml:space="preserve">⟨p</m:t>
+          </m:r>
+          <m:r>
+            <m:t xml:space="preserve">|</m:t>
+          </m:r>
+          <m:r>
+            <m:t xml:space="preserve">p⟩</m:t>
+          </m:r>
+          <m:r>
+            <m:t xml:space="preserve">=</m:t>
+          </m:r>
+          <m:sSub>
+            <m:e>
+              <m:r>
+                <m:t xml:space="preserve">2E</m:t>
+              </m:r>
+            </m:e>
+            <m:sub>
+              <m:r>
+                <m:t xml:space="preserve">p</m:t>
+              </m:r>
+            </m:sub>
+          </m:sSub>
+          <m:r>
+            <m:t xml:space="preserve"> </m:t>
+          </m:r>
+          <m:r>
+            <m:t xml:space="preserve">V</m:t>
           </m:r>
         </m:oMath>
       </m:oMathPara>
@@ -777,8 +1429,82 @@
       <m:oMathPara>
         <m:oMath>
           <m:r>
-            <m:t xml:space="preserve">N = ∫ d³p/(2π)³ a_p†a_p</m:t>
+            <m:t xml:space="preserve">N</m:t>
           </m:r>
+          <m:r>
+            <m:t xml:space="preserve">=</m:t>
+          </m:r>
+          <m:r>
+            <m:t xml:space="preserve">∫</m:t>
+          </m:r>
+          <m:r>
+            <m:t xml:space="preserve"> </m:t>
+          </m:r>
+          <m:f>
+            <m:num>
+              <m:sSup>
+                <m:e>
+                  <m:r>
+                    <m:t xml:space="preserve">d</m:t>
+                  </m:r>
+                </m:e>
+                <m:sup>
+                  <m:r>
+                    <m:t xml:space="preserve">3</m:t>
+                  </m:r>
+                </m:sup>
+              </m:sSup>
+              <m:r>
+                <m:t xml:space="preserve">p</m:t>
+              </m:r>
+            </m:num>
+            <m:den>
+              <m:sSup>
+                <m:e>
+                  <m:d>
+                    <m:dPr/>
+                    <m:e>
+                      <m:r>
+                        <m:t xml:space="preserve">2π</m:t>
+                      </m:r>
+                    </m:e>
+                  </m:d>
+                </m:e>
+                <m:sup>
+                  <m:r>
+                    <m:t xml:space="preserve">3</m:t>
+                  </m:r>
+                </m:sup>
+              </m:sSup>
+            </m:den>
+          </m:f>
+          <m:r>
+            <m:t xml:space="preserve"> </m:t>
+          </m:r>
+          <m:sSub>
+            <m:e>
+              <m:r>
+                <m:t xml:space="preserve">a</m:t>
+              </m:r>
+            </m:e>
+            <m:sub>
+              <m:r>
+                <m:t xml:space="preserve">p†</m:t>
+              </m:r>
+            </m:sub>
+          </m:sSub>
+          <m:sSub>
+            <m:e>
+              <m:r>
+                <m:t xml:space="preserve">a</m:t>
+              </m:r>
+            </m:e>
+            <m:sub>
+              <m:r>
+                <m:t xml:space="preserve">p</m:t>
+              </m:r>
+            </m:sub>
+          </m:sSub>
         </m:oMath>
       </m:oMathPara>
     </w:p>
@@ -816,7 +1542,92 @@
       <m:oMathPara>
         <m:oMath>
           <m:r>
-            <m:t xml:space="preserve">|ψ⟩ = ∫ d³p/(2π)³ ψ̃(p) a_p†|0⟩</m:t>
+            <m:t xml:space="preserve">|</m:t>
+          </m:r>
+          <m:r>
+            <m:t xml:space="preserve">ψ⟩</m:t>
+          </m:r>
+          <m:r>
+            <m:t xml:space="preserve">=</m:t>
+          </m:r>
+          <m:r>
+            <m:t xml:space="preserve">∫</m:t>
+          </m:r>
+          <m:r>
+            <m:t xml:space="preserve"> </m:t>
+          </m:r>
+          <m:f>
+            <m:num>
+              <m:sSup>
+                <m:e>
+                  <m:r>
+                    <m:t xml:space="preserve">d</m:t>
+                  </m:r>
+                </m:e>
+                <m:sup>
+                  <m:r>
+                    <m:t xml:space="preserve">3</m:t>
+                  </m:r>
+                </m:sup>
+              </m:sSup>
+              <m:r>
+                <m:t xml:space="preserve">p</m:t>
+              </m:r>
+            </m:num>
+            <m:den>
+              <m:sSup>
+                <m:e>
+                  <m:d>
+                    <m:dPr/>
+                    <m:e>
+                      <m:r>
+                        <m:t xml:space="preserve">2π</m:t>
+                      </m:r>
+                    </m:e>
+                  </m:d>
+                </m:e>
+                <m:sup>
+                  <m:r>
+                    <m:t xml:space="preserve">3</m:t>
+                  </m:r>
+                </m:sup>
+              </m:sSup>
+            </m:den>
+          </m:f>
+          <m:r>
+            <m:t xml:space="preserve"> </m:t>
+          </m:r>
+          <m:r>
+            <m:t xml:space="preserve">ψ̃</m:t>
+          </m:r>
+          <m:d>
+            <m:dPr/>
+            <m:e>
+              <m:r>
+                <m:t xml:space="preserve">p</m:t>
+              </m:r>
+            </m:e>
+          </m:d>
+          <m:r>
+            <m:t xml:space="preserve"> </m:t>
+          </m:r>
+          <m:sSub>
+            <m:e>
+              <m:r>
+                <m:t xml:space="preserve">a</m:t>
+              </m:r>
+            </m:e>
+            <m:sub>
+              <m:r>
+                <m:t xml:space="preserve">p†</m:t>
+              </m:r>
+            </m:sub>
+          </m:sSub>
+          <m:r>
+            <m:t xml:space="preserve">|</m:t>
+          </m:r>
+          <m:r>
+            <m:t xml:space="preserve">0⟩</m:t>
           </m:r>
         </m:oMath>
       </m:oMathPara>
@@ -834,8 +1645,191 @@
       <m:oMathPara>
         <m:oMath>
           <m:r>
-            <m:t xml:space="preserve">⟨H⟩ = ∫ d³p/(2π)³ E_p |ψ̃(p)|²,    ⟨P⟩ = ∫ d³p/(2π)³ p |ψ̃(p)|²</m:t>
+            <m:t xml:space="preserve">⟨H⟩</m:t>
           </m:r>
+          <m:r>
+            <m:t xml:space="preserve">=</m:t>
+          </m:r>
+          <m:r>
+            <m:t xml:space="preserve">∫</m:t>
+          </m:r>
+          <m:r>
+            <m:t xml:space="preserve"> </m:t>
+          </m:r>
+          <m:f>
+            <m:num>
+              <m:sSup>
+                <m:e>
+                  <m:r>
+                    <m:t xml:space="preserve">d</m:t>
+                  </m:r>
+                </m:e>
+                <m:sup>
+                  <m:r>
+                    <m:t xml:space="preserve">3</m:t>
+                  </m:r>
+                </m:sup>
+              </m:sSup>
+              <m:r>
+                <m:t xml:space="preserve">p</m:t>
+              </m:r>
+            </m:num>
+            <m:den>
+              <m:sSup>
+                <m:e>
+                  <m:d>
+                    <m:dPr/>
+                    <m:e>
+                      <m:r>
+                        <m:t xml:space="preserve">2π</m:t>
+                      </m:r>
+                    </m:e>
+                  </m:d>
+                </m:e>
+                <m:sup>
+                  <m:r>
+                    <m:t xml:space="preserve">3</m:t>
+                  </m:r>
+                </m:sup>
+              </m:sSup>
+            </m:den>
+          </m:f>
+          <m:r>
+            <m:t xml:space="preserve"> </m:t>
+          </m:r>
+          <m:sSub>
+            <m:e>
+              <m:r>
+                <m:t xml:space="preserve">E</m:t>
+              </m:r>
+            </m:e>
+            <m:sub>
+              <m:r>
+                <m:t xml:space="preserve">p</m:t>
+              </m:r>
+            </m:sub>
+          </m:sSub>
+          <m:r>
+            <m:t xml:space="preserve"> </m:t>
+          </m:r>
+          <m:sSup>
+            <m:e>
+              <m:d>
+                <m:dPr>
+                  <m:begChr m:val="|"/>
+                  <m:endChr m:val="|"/>
+                </m:dPr>
+                <m:e>
+                  <m:r>
+                    <m:t xml:space="preserve">ψ̃</m:t>
+                  </m:r>
+                  <m:d>
+                    <m:dPr/>
+                    <m:e>
+                      <m:r>
+                        <m:t xml:space="preserve">p</m:t>
+                      </m:r>
+                    </m:e>
+                  </m:d>
+                </m:e>
+              </m:d>
+            </m:e>
+            <m:sup>
+              <m:r>
+                <m:t xml:space="preserve">2</m:t>
+              </m:r>
+            </m:sup>
+          </m:sSup>
+          <m:r>
+            <m:t xml:space="preserve">,</m:t>
+          </m:r>
+          <m:r>
+            <m:t xml:space="preserve">⟨P⟩</m:t>
+          </m:r>
+          <m:r>
+            <m:t xml:space="preserve">=</m:t>
+          </m:r>
+          <m:r>
+            <m:t xml:space="preserve">∫</m:t>
+          </m:r>
+          <m:r>
+            <m:t xml:space="preserve"> </m:t>
+          </m:r>
+          <m:f>
+            <m:num>
+              <m:sSup>
+                <m:e>
+                  <m:r>
+                    <m:t xml:space="preserve">d</m:t>
+                  </m:r>
+                </m:e>
+                <m:sup>
+                  <m:r>
+                    <m:t xml:space="preserve">3</m:t>
+                  </m:r>
+                </m:sup>
+              </m:sSup>
+              <m:r>
+                <m:t xml:space="preserve">p</m:t>
+              </m:r>
+            </m:num>
+            <m:den>
+              <m:sSup>
+                <m:e>
+                  <m:d>
+                    <m:dPr/>
+                    <m:e>
+                      <m:r>
+                        <m:t xml:space="preserve">2π</m:t>
+                      </m:r>
+                    </m:e>
+                  </m:d>
+                </m:e>
+                <m:sup>
+                  <m:r>
+                    <m:t xml:space="preserve">3</m:t>
+                  </m:r>
+                </m:sup>
+              </m:sSup>
+            </m:den>
+          </m:f>
+          <m:r>
+            <m:t xml:space="preserve"> </m:t>
+          </m:r>
+          <m:r>
+            <m:t xml:space="preserve">p</m:t>
+          </m:r>
+          <m:r>
+            <m:t xml:space="preserve"> </m:t>
+          </m:r>
+          <m:sSup>
+            <m:e>
+              <m:d>
+                <m:dPr>
+                  <m:begChr m:val="|"/>
+                  <m:endChr m:val="|"/>
+                </m:dPr>
+                <m:e>
+                  <m:r>
+                    <m:t xml:space="preserve">ψ̃</m:t>
+                  </m:r>
+                  <m:d>
+                    <m:dPr/>
+                    <m:e>
+                      <m:r>
+                        <m:t xml:space="preserve">p</m:t>
+                      </m:r>
+                    </m:e>
+                  </m:d>
+                </m:e>
+              </m:d>
+            </m:e>
+            <m:sup>
+              <m:r>
+                <m:t xml:space="preserve">2</m:t>
+              </m:r>
+            </m:sup>
+          </m:sSup>
         </m:oMath>
       </m:oMathPara>
     </w:p>
@@ -899,7 +1893,142 @@
       <m:oMathPara>
         <m:oMath>
           <m:r>
-            <m:t xml:space="preserve">a|α⟩ = α|α⟩,    |α⟩ = e^(−|α|²/2) Σ_(n=0)^∞ (α^n/√(n!)) |n⟩</m:t>
+            <m:t xml:space="preserve">a</m:t>
+          </m:r>
+          <m:r>
+            <m:t xml:space="preserve">|</m:t>
+          </m:r>
+          <m:r>
+            <m:t xml:space="preserve">α⟩</m:t>
+          </m:r>
+          <m:r>
+            <m:t xml:space="preserve">=</m:t>
+          </m:r>
+          <m:r>
+            <m:t xml:space="preserve">α</m:t>
+          </m:r>
+          <m:r>
+            <m:t xml:space="preserve">|</m:t>
+          </m:r>
+          <m:r>
+            <m:t xml:space="preserve">α⟩</m:t>
+          </m:r>
+          <m:r>
+            <m:t xml:space="preserve">,</m:t>
+          </m:r>
+          <m:r>
+            <m:t xml:space="preserve">|</m:t>
+          </m:r>
+          <m:r>
+            <m:t xml:space="preserve">α⟩</m:t>
+          </m:r>
+          <m:r>
+            <m:t xml:space="preserve">=</m:t>
+          </m:r>
+          <m:sSup>
+            <m:e>
+              <m:r>
+                <m:t xml:space="preserve">e</m:t>
+              </m:r>
+            </m:e>
+            <m:sup>
+              <m:r>
+                <m:t xml:space="preserve">−</m:t>
+              </m:r>
+              <m:f>
+                <m:num>
+                  <m:sSup>
+                    <m:e>
+                      <m:d>
+                        <m:dPr>
+                          <m:begChr m:val="|"/>
+                          <m:endChr m:val="|"/>
+                        </m:dPr>
+                        <m:e>
+                          <m:r>
+                            <m:t xml:space="preserve">α</m:t>
+                          </m:r>
+                        </m:e>
+                      </m:d>
+                    </m:e>
+                    <m:sup>
+                      <m:r>
+                        <m:t xml:space="preserve">2</m:t>
+                      </m:r>
+                    </m:sup>
+                  </m:sSup>
+                </m:num>
+                <m:den>
+                  <m:r>
+                    <m:t xml:space="preserve">2</m:t>
+                  </m:r>
+                </m:den>
+              </m:f>
+            </m:sup>
+          </m:sSup>
+          <m:r>
+            <m:t xml:space="preserve"> </m:t>
+          </m:r>
+          <m:sSubSup>
+            <m:e>
+              <m:r>
+                <m:t xml:space="preserve">Σ</m:t>
+              </m:r>
+            </m:e>
+            <m:sub>
+              <m:r>
+                <m:t xml:space="preserve">n</m:t>
+              </m:r>
+              <m:r>
+                <m:t xml:space="preserve">=</m:t>
+              </m:r>
+              <m:r>
+                <m:t xml:space="preserve">0</m:t>
+              </m:r>
+            </m:sub>
+            <m:sup>
+              <m:r>
+                <m:t xml:space="preserve">∞</m:t>
+              </m:r>
+            </m:sup>
+          </m:sSubSup>
+          <m:r>
+            <m:t xml:space="preserve"> </m:t>
+          </m:r>
+          <m:f>
+            <m:num>
+              <m:sSup>
+                <m:e>
+                  <m:r>
+                    <m:t xml:space="preserve">α</m:t>
+                  </m:r>
+                </m:e>
+                <m:sup>
+                  <m:r>
+                    <m:t xml:space="preserve">n</m:t>
+                  </m:r>
+                </m:sup>
+              </m:sSup>
+            </m:num>
+            <m:den>
+              <m:r>
+                <m:t xml:space="preserve">√</m:t>
+              </m:r>
+              <m:d>
+                <m:dPr/>
+                <m:e>
+                  <m:r>
+                    <m:t xml:space="preserve">n!</m:t>
+                  </m:r>
+                </m:e>
+              </m:d>
+            </m:den>
+          </m:f>
+          <m:r>
+            <m:t xml:space="preserve">|</m:t>
+          </m:r>
+          <m:r>
+            <m:t xml:space="preserve">n⟩</m:t>
           </m:r>
         </m:oMath>
       </m:oMathPara>
@@ -956,8 +2085,192 @@
       <m:oMathPara>
         <m:oMath>
           <m:r>
-            <m:t xml:space="preserve">⟨α|φ(x)|α⟩ = ∫ d³p/(2π)³ (1/√(2E_p)) ( α_p e^(−ip·x) + α_p* e^(ip·x) )</m:t>
+            <m:t xml:space="preserve">⟨α</m:t>
           </m:r>
+          <m:r>
+            <m:t xml:space="preserve">|</m:t>
+          </m:r>
+          <m:r>
+            <m:t xml:space="preserve">φ</m:t>
+          </m:r>
+          <m:d>
+            <m:dPr/>
+            <m:e>
+              <m:r>
+                <m:t xml:space="preserve">x</m:t>
+              </m:r>
+            </m:e>
+          </m:d>
+          <m:r>
+            <m:t xml:space="preserve">|</m:t>
+          </m:r>
+          <m:r>
+            <m:t xml:space="preserve">α⟩</m:t>
+          </m:r>
+          <m:r>
+            <m:t xml:space="preserve">=</m:t>
+          </m:r>
+          <m:r>
+            <m:t xml:space="preserve">∫</m:t>
+          </m:r>
+          <m:r>
+            <m:t xml:space="preserve"> </m:t>
+          </m:r>
+          <m:f>
+            <m:num>
+              <m:sSup>
+                <m:e>
+                  <m:r>
+                    <m:t xml:space="preserve">d</m:t>
+                  </m:r>
+                </m:e>
+                <m:sup>
+                  <m:r>
+                    <m:t xml:space="preserve">3</m:t>
+                  </m:r>
+                </m:sup>
+              </m:sSup>
+              <m:r>
+                <m:t xml:space="preserve">p</m:t>
+              </m:r>
+            </m:num>
+            <m:den>
+              <m:sSup>
+                <m:e>
+                  <m:d>
+                    <m:dPr/>
+                    <m:e>
+                      <m:r>
+                        <m:t xml:space="preserve">2π</m:t>
+                      </m:r>
+                    </m:e>
+                  </m:d>
+                </m:e>
+                <m:sup>
+                  <m:r>
+                    <m:t xml:space="preserve">3</m:t>
+                  </m:r>
+                </m:sup>
+              </m:sSup>
+            </m:den>
+          </m:f>
+          <m:r>
+            <m:t xml:space="preserve"> </m:t>
+          </m:r>
+          <m:d>
+            <m:dPr/>
+            <m:e>
+              <m:f>
+                <m:num>
+                  <m:r>
+                    <m:t xml:space="preserve">1</m:t>
+                  </m:r>
+                </m:num>
+                <m:den>
+                  <m:r>
+                    <m:t xml:space="preserve">√</m:t>
+                  </m:r>
+                  <m:d>
+                    <m:dPr/>
+                    <m:e>
+                      <m:sSub>
+                        <m:e>
+                          <m:r>
+                            <m:t xml:space="preserve">2E</m:t>
+                          </m:r>
+                        </m:e>
+                        <m:sub>
+                          <m:r>
+                            <m:t xml:space="preserve">p</m:t>
+                          </m:r>
+                        </m:sub>
+                      </m:sSub>
+                    </m:e>
+                  </m:d>
+                </m:den>
+              </m:f>
+            </m:e>
+          </m:d>
+          <m:r>
+            <m:t xml:space="preserve"> </m:t>
+          </m:r>
+          <m:d>
+            <m:dPr/>
+            <m:e>
+              <m:sSub>
+                <m:e>
+                  <m:r>
+                    <m:t xml:space="preserve">α</m:t>
+                  </m:r>
+                </m:e>
+                <m:sub>
+                  <m:r>
+                    <m:t xml:space="preserve">p</m:t>
+                  </m:r>
+                </m:sub>
+              </m:sSub>
+              <m:r>
+                <m:t xml:space="preserve"> </m:t>
+              </m:r>
+              <m:sSup>
+                <m:e>
+                  <m:r>
+                    <m:t xml:space="preserve">e</m:t>
+                  </m:r>
+                </m:e>
+                <m:sup>
+                  <m:r>
+                    <m:t xml:space="preserve">−</m:t>
+                  </m:r>
+                  <m:r>
+                    <m:t xml:space="preserve">ip</m:t>
+                  </m:r>
+                  <m:r>
+                    <m:t xml:space="preserve">·</m:t>
+                  </m:r>
+                  <m:r>
+                    <m:t xml:space="preserve">x</m:t>
+                  </m:r>
+                </m:sup>
+              </m:sSup>
+              <m:r>
+                <m:t xml:space="preserve">+</m:t>
+              </m:r>
+              <m:sSub>
+                <m:e>
+                  <m:r>
+                    <m:t xml:space="preserve">α</m:t>
+                  </m:r>
+                </m:e>
+                <m:sub>
+                  <m:r>
+                    <m:t xml:space="preserve">p*</m:t>
+                  </m:r>
+                </m:sub>
+              </m:sSub>
+              <m:r>
+                <m:t xml:space="preserve"> </m:t>
+              </m:r>
+              <m:sSup>
+                <m:e>
+                  <m:r>
+                    <m:t xml:space="preserve">e</m:t>
+                  </m:r>
+                </m:e>
+                <m:sup>
+                  <m:r>
+                    <m:t xml:space="preserve">ip</m:t>
+                  </m:r>
+                  <m:r>
+                    <m:t xml:space="preserve">·</m:t>
+                  </m:r>
+                  <m:r>
+                    <m:t xml:space="preserve">x</m:t>
+                  </m:r>
+                </m:sup>
+              </m:sSup>
+            </m:e>
+          </m:d>
         </m:oMath>
       </m:oMathPara>
     </w:p>
@@ -996,7 +2309,95 @@
       <m:oMathPara>
         <m:oMath>
           <m:r>
-            <m:t xml:space="preserve">D(α)|0⟩ = e^(−|α|²/2) e^(αa†) |0⟩ = |α⟩</m:t>
+            <m:t xml:space="preserve">D</m:t>
+          </m:r>
+          <m:d>
+            <m:dPr/>
+            <m:e>
+              <m:r>
+                <m:t xml:space="preserve">α</m:t>
+              </m:r>
+            </m:e>
+          </m:d>
+          <m:r>
+            <m:t xml:space="preserve">|</m:t>
+          </m:r>
+          <m:r>
+            <m:t xml:space="preserve">0⟩</m:t>
+          </m:r>
+          <m:r>
+            <m:t xml:space="preserve">=</m:t>
+          </m:r>
+          <m:sSup>
+            <m:e>
+              <m:r>
+                <m:t xml:space="preserve">e</m:t>
+              </m:r>
+            </m:e>
+            <m:sup>
+              <m:r>
+                <m:t xml:space="preserve">−</m:t>
+              </m:r>
+              <m:f>
+                <m:num>
+                  <m:sSup>
+                    <m:e>
+                      <m:d>
+                        <m:dPr>
+                          <m:begChr m:val="|"/>
+                          <m:endChr m:val="|"/>
+                        </m:dPr>
+                        <m:e>
+                          <m:r>
+                            <m:t xml:space="preserve">α</m:t>
+                          </m:r>
+                        </m:e>
+                      </m:d>
+                    </m:e>
+                    <m:sup>
+                      <m:r>
+                        <m:t xml:space="preserve">2</m:t>
+                      </m:r>
+                    </m:sup>
+                  </m:sSup>
+                </m:num>
+                <m:den>
+                  <m:r>
+                    <m:t xml:space="preserve">2</m:t>
+                  </m:r>
+                </m:den>
+              </m:f>
+            </m:sup>
+          </m:sSup>
+          <m:r>
+            <m:t xml:space="preserve"> </m:t>
+          </m:r>
+          <m:sSup>
+            <m:e>
+              <m:r>
+                <m:t xml:space="preserve">e</m:t>
+              </m:r>
+            </m:e>
+            <m:sup>
+              <m:r>
+                <m:t xml:space="preserve">αa†</m:t>
+              </m:r>
+            </m:sup>
+          </m:sSup>
+          <m:r>
+            <m:t xml:space="preserve">|</m:t>
+          </m:r>
+          <m:r>
+            <m:t xml:space="preserve">0⟩</m:t>
+          </m:r>
+          <m:r>
+            <m:t xml:space="preserve">=</m:t>
+          </m:r>
+          <m:r>
+            <m:t xml:space="preserve">|</m:t>
+          </m:r>
+          <m:r>
+            <m:t xml:space="preserve">α⟩</m:t>
           </m:r>
         </m:oMath>
       </m:oMathPara>
@@ -1034,8 +2435,164 @@
       </w:pPr>
       <m:oMathPara>
         <m:oMath>
+          <m:sSup>
+            <m:e>
+              <m:r>
+                <m:t xml:space="preserve">e</m:t>
+              </m:r>
+            </m:e>
+            <m:sup>
+              <m:r>
+                <m:t xml:space="preserve">−</m:t>
+              </m:r>
+              <m:r>
+                <m:t xml:space="preserve">iHt</m:t>
+              </m:r>
+            </m:sup>
+          </m:sSup>
           <m:r>
-            <m:t xml:space="preserve">e^(−iHt)|α⟩ = e^(−|α|²/2) Σ_n ((αe^(−iωt))^n/√(n!)) |n⟩ = |αe^(−iωt)⟩</m:t>
+            <m:t xml:space="preserve">|</m:t>
+          </m:r>
+          <m:r>
+            <m:t xml:space="preserve">α⟩</m:t>
+          </m:r>
+          <m:r>
+            <m:t xml:space="preserve">=</m:t>
+          </m:r>
+          <m:sSup>
+            <m:e>
+              <m:r>
+                <m:t xml:space="preserve">e</m:t>
+              </m:r>
+            </m:e>
+            <m:sup>
+              <m:r>
+                <m:t xml:space="preserve">−</m:t>
+              </m:r>
+              <m:f>
+                <m:num>
+                  <m:sSup>
+                    <m:e>
+                      <m:d>
+                        <m:dPr>
+                          <m:begChr m:val="|"/>
+                          <m:endChr m:val="|"/>
+                        </m:dPr>
+                        <m:e>
+                          <m:r>
+                            <m:t xml:space="preserve">α</m:t>
+                          </m:r>
+                        </m:e>
+                      </m:d>
+                    </m:e>
+                    <m:sup>
+                      <m:r>
+                        <m:t xml:space="preserve">2</m:t>
+                      </m:r>
+                    </m:sup>
+                  </m:sSup>
+                </m:num>
+                <m:den>
+                  <m:r>
+                    <m:t xml:space="preserve">2</m:t>
+                  </m:r>
+                </m:den>
+              </m:f>
+            </m:sup>
+          </m:sSup>
+          <m:r>
+            <m:t xml:space="preserve"> </m:t>
+          </m:r>
+          <m:sSub>
+            <m:e>
+              <m:r>
+                <m:t xml:space="preserve">Σ</m:t>
+              </m:r>
+            </m:e>
+            <m:sub>
+              <m:r>
+                <m:t xml:space="preserve">n</m:t>
+              </m:r>
+            </m:sub>
+          </m:sSub>
+          <m:r>
+            <m:t xml:space="preserve"> </m:t>
+          </m:r>
+          <m:f>
+            <m:num>
+              <m:sSup>
+                <m:e>
+                  <m:d>
+                    <m:dPr/>
+                    <m:e>
+                      <m:sSup>
+                        <m:e>
+                          <m:r>
+                            <m:t xml:space="preserve">αe</m:t>
+                          </m:r>
+                        </m:e>
+                        <m:sup>
+                          <m:r>
+                            <m:t xml:space="preserve">−</m:t>
+                          </m:r>
+                          <m:r>
+                            <m:t xml:space="preserve">iωt</m:t>
+                          </m:r>
+                        </m:sup>
+                      </m:sSup>
+                    </m:e>
+                  </m:d>
+                </m:e>
+                <m:sup>
+                  <m:r>
+                    <m:t xml:space="preserve">n</m:t>
+                  </m:r>
+                </m:sup>
+              </m:sSup>
+            </m:num>
+            <m:den>
+              <m:r>
+                <m:t xml:space="preserve">√</m:t>
+              </m:r>
+              <m:d>
+                <m:dPr/>
+                <m:e>
+                  <m:r>
+                    <m:t xml:space="preserve">n!</m:t>
+                  </m:r>
+                </m:e>
+              </m:d>
+            </m:den>
+          </m:f>
+          <m:r>
+            <m:t xml:space="preserve">|</m:t>
+          </m:r>
+          <m:r>
+            <m:t xml:space="preserve">n⟩</m:t>
+          </m:r>
+          <m:r>
+            <m:t xml:space="preserve">=</m:t>
+          </m:r>
+          <m:r>
+            <m:t xml:space="preserve">|</m:t>
+          </m:r>
+          <m:sSup>
+            <m:e>
+              <m:r>
+                <m:t xml:space="preserve">αe</m:t>
+              </m:r>
+            </m:e>
+            <m:sup>
+              <m:r>
+                <m:t xml:space="preserve">−</m:t>
+              </m:r>
+              <m:r>
+                <m:t xml:space="preserve">iωt</m:t>
+              </m:r>
+            </m:sup>
+          </m:sSup>
+          <m:r>
+            <m:t xml:space="preserve">⟩</m:t>
           </m:r>
         </m:oMath>
       </m:oMathPara>
